--- a/textbook/docx/chapter_26_reproducible_pipelines.docx
+++ b/textbook/docx/chapter_26_reproducible_pipelines.docx
@@ -99,7 +99,7 @@
           <w:szCs w:val="24"/>
           <w:rFonts w:ascii="Arial" w:cs="Arial" w:eastAsia="Arial" w:hAnsi="Arial"/>
         </w:rPr>
-        <w:t xml:space="preserve">Reproducibility — the ability of an independent researcher to obtain the same results from the same data and code — is a cornerstone of credible scientific research. Health economics, with its complex data pipelines, multi-step analyses, and policy-consequential findings, demands rigorous reproducibility practices. This chapter covers Julia's tools for reproducible research: environment management, literate programming, project organization, testing, version control, and archival.</w:t>
+        <w:t xml:space="preserve">Reproducibility — the ability of an independent researcher to obtain the same results from the same data and code — is a cornerstone of credible scientific research. The health economics replication crisis is real: Brodeur and colleagues (2020) documented systematic p-hacking in health economics publications, and attempts to replicate influential findings have produced inconsistent results in numerous cases. Julia's built-in tools for environment management, combined with best practices for project organization, testing, version control, and documentation, enable reproducibility that exceeds what is practical in most other languages.</w:t>
       </w:r>
     </w:p>
     <w:p>
@@ -115,20 +115,20 @@
           <w:szCs w:val="30"/>
           <w:rFonts w:ascii="Arial" w:cs="Arial" w:eastAsia="Arial" w:hAnsi="Arial"/>
         </w:rPr>
-        <w:t xml:space="preserve">Julia Project Management</w:t>
-      </w:r>
-    </w:p>
-    <w:p>
-      <w:pPr>
-        <w:spacing w:after="120"/>
-      </w:pPr>
-      <w:r>
-        <w:rPr>
-          <w:sz w:val="24"/>
-          <w:szCs w:val="24"/>
-          <w:rFonts w:ascii="Arial" w:cs="Arial" w:eastAsia="Arial" w:hAnsi="Arial"/>
-        </w:rPr>
-        <w:t xml:space="preserve">Every Julia project should have a Project.toml (declaring dependencies and version constraints) and a Manifest.toml (recording the exact package versions used). The Pkg environment system ensures that activating the project environment reproduces the exact package state: Pkg.activate("."); Pkg.instantiate(). This eliminates "works on my machine" problems and enables exact replication.</w:t>
+        <w:t xml:space="preserve">Julia Environment Management</w:t>
+      </w:r>
+    </w:p>
+    <w:p>
+      <w:pPr>
+        <w:spacing w:after="120"/>
+      </w:pPr>
+      <w:r>
+        <w:rPr>
+          <w:sz w:val="24"/>
+          <w:szCs w:val="24"/>
+          <w:rFonts w:ascii="Arial" w:cs="Arial" w:eastAsia="Arial" w:hAnsi="Arial"/>
+        </w:rPr>
+        <w:t xml:space="preserve">Every Julia project should have a Project.toml (declaring dependencies with version bounds) and a Manifest.toml (recording the exact version of every package and its transitive dependencies). Activating the project environment (Pkg.activate("."); Pkg.instantiate()) reproduces the exact package state, eliminating "works on my machine" failures. This is equivalent to Python's requirements.txt or R's renv, but is built into Julia's standard tooling.</w:t>
       </w:r>
     </w:p>
     <w:p>
@@ -157,7 +157,54 @@
           <w:szCs w:val="24"/>
           <w:rFonts w:ascii="Arial" w:cs="Arial" w:eastAsia="Arial" w:hAnsi="Arial"/>
         </w:rPr>
-        <w:t xml:space="preserve">Pluto.jl provides reactive notebooks where changing a variable automatically re-executes all dependent cells — eliminating the hidden state problems that plague Jupyter notebooks. Quarto with Julia engine produces publication-quality documents mixing code, output, and narrative. Weave.jl converts Julia scripts with markdown comments into HTML, PDF, or DOCX reports.</w:t>
+      </w:r>
+      <w:r>
+        <w:rPr>
+          <w:b/>
+          <w:bCs/>
+          <w:sz w:val="24"/>
+          <w:szCs w:val="24"/>
+          <w:rFonts w:ascii="Arial" w:cs="Arial" w:eastAsia="Arial" w:hAnsi="Arial"/>
+        </w:rPr>
+        <w:t xml:space="preserve">Pluto.jl</w:t>
+      </w:r>
+      <w:r>
+        <w:rPr>
+          <w:sz w:val="24"/>
+          <w:szCs w:val="24"/>
+          <w:rFonts w:ascii="Arial" w:cs="Arial" w:eastAsia="Arial" w:hAnsi="Arial"/>
+        </w:rPr>
+        <w:t xml:space="preserve"> provides reactive notebooks in which changing any cell automatically re-executes all dependent cells — eliminating the hidden state problem that plagues Jupyter notebooks (where cell execution order affects results but is not tracked). Pluto notebooks are pure Julia files (.jl) that can be version-controlled with git, executed non-interactively for batch processing, and shared as static HTML.</w:t>
+      </w:r>
+    </w:p>
+    <w:p>
+      <w:pPr>
+        <w:spacing w:after="120"/>
+      </w:pPr>
+      <w:r>
+        <w:rPr>
+          <w:sz w:val="24"/>
+          <w:szCs w:val="24"/>
+          <w:rFonts w:ascii="Arial" w:cs="Arial" w:eastAsia="Arial" w:hAnsi="Arial"/>
+        </w:rPr>
+      </w:r>
+      <w:r>
+        <w:rPr>
+          <w:b/>
+          <w:bCs/>
+          <w:sz w:val="24"/>
+          <w:szCs w:val="24"/>
+          <w:rFonts w:ascii="Arial" w:cs="Arial" w:eastAsia="Arial" w:hAnsi="Arial"/>
+        </w:rPr>
+        <w:t xml:space="preserve">Quarto</w:t>
+      </w:r>
+      <w:r>
+        <w:rPr>
+          <w:sz w:val="24"/>
+          <w:szCs w:val="24"/>
+          <w:rFonts w:ascii="Arial" w:cs="Arial" w:eastAsia="Arial" w:hAnsi="Arial"/>
+        </w:rPr>
+        <w:t xml:space="preserve"> with the Julia engine produces publication-quality documents (PDF, HTML, Word) that interleave narrative text, code, and output. Quarto is the successor to R Markdown's polyglot capabilities and supports Julia, R, Python, and Observable JS in the same document.</w:t>
       </w:r>
     </w:p>
     <w:p>
@@ -186,7 +233,137 @@
           <w:szCs w:val="24"/>
           <w:rFonts w:ascii="Arial" w:cs="Arial" w:eastAsia="Arial" w:hAnsi="Arial"/>
         </w:rPr>
-        <w:t xml:space="preserve">DrWatson.jl provides a standardized project structure (data/, src/, scripts/, plots/, papers/), parameter management (@dict macro for creating named parameter sets), result saving with automatic parameter tagging (safesave), and simulation management (produce_or_load for caching expensive computations).</w:t>
+        <w:t xml:space="preserve">DrWatson.jl enforces a standardized project structure:</w:t>
+      </w:r>
+    </w:p>
+    <w:p>
+      <w:pPr>
+        <w:spacing w:after="120"/>
+      </w:pPr>
+      <w:r>
+        <w:rPr>
+          <w:sz w:val="24"/>
+          <w:szCs w:val="24"/>
+          <w:rFonts w:ascii="Arial" w:cs="Arial" w:eastAsia="Arial" w:hAnsi="Arial"/>
+        </w:rPr>
+        <w:t xml:space="preserve">project/</w:t>
+      </w:r>
+    </w:p>
+    <w:p>
+      <w:pPr>
+        <w:spacing w:after="120"/>
+      </w:pPr>
+      <w:r>
+        <w:rPr>
+          <w:sz w:val="24"/>
+          <w:szCs w:val="24"/>
+          <w:rFonts w:ascii="Arial" w:cs="Arial" w:eastAsia="Arial" w:hAnsi="Arial"/>
+        </w:rPr>
+        <w:t xml:space="preserve">├── _research/          # Exploratory scripts and notebooks</w:t>
+      </w:r>
+    </w:p>
+    <w:p>
+      <w:pPr>
+        <w:spacing w:after="120"/>
+      </w:pPr>
+      <w:r>
+        <w:rPr>
+          <w:sz w:val="24"/>
+          <w:szCs w:val="24"/>
+          <w:rFonts w:ascii="Arial" w:cs="Arial" w:eastAsia="Arial" w:hAnsi="Arial"/>
+        </w:rPr>
+        <w:t xml:space="preserve">├── data/               # Raw and processed data (gitignored if large)</w:t>
+      </w:r>
+    </w:p>
+    <w:p>
+      <w:pPr>
+        <w:spacing w:after="120"/>
+      </w:pPr>
+      <w:r>
+        <w:rPr>
+          <w:sz w:val="24"/>
+          <w:szCs w:val="24"/>
+          <w:rFonts w:ascii="Arial" w:cs="Arial" w:eastAsia="Arial" w:hAnsi="Arial"/>
+        </w:rPr>
+        <w:t xml:space="preserve">├── scripts/            # Analysis scripts</w:t>
+      </w:r>
+    </w:p>
+    <w:p>
+      <w:pPr>
+        <w:spacing w:after="120"/>
+      </w:pPr>
+      <w:r>
+        <w:rPr>
+          <w:sz w:val="24"/>
+          <w:szCs w:val="24"/>
+          <w:rFonts w:ascii="Arial" w:cs="Arial" w:eastAsia="Arial" w:hAnsi="Arial"/>
+        </w:rPr>
+        <w:t xml:space="preserve">├── src/                # Reusable functions and modules</w:t>
+      </w:r>
+    </w:p>
+    <w:p>
+      <w:pPr>
+        <w:spacing w:after="120"/>
+      </w:pPr>
+      <w:r>
+        <w:rPr>
+          <w:sz w:val="24"/>
+          <w:szCs w:val="24"/>
+          <w:rFonts w:ascii="Arial" w:cs="Arial" w:eastAsia="Arial" w:hAnsi="Arial"/>
+        </w:rPr>
+        <w:t xml:space="preserve">├── plots/              # Generated figures</w:t>
+      </w:r>
+    </w:p>
+    <w:p>
+      <w:pPr>
+        <w:spacing w:after="120"/>
+      </w:pPr>
+      <w:r>
+        <w:rPr>
+          <w:sz w:val="24"/>
+          <w:szCs w:val="24"/>
+          <w:rFonts w:ascii="Arial" w:cs="Arial" w:eastAsia="Arial" w:hAnsi="Arial"/>
+        </w:rPr>
+        <w:t xml:space="preserve">├── papers/             # Manuscript files</w:t>
+      </w:r>
+    </w:p>
+    <w:p>
+      <w:pPr>
+        <w:spacing w:after="120"/>
+      </w:pPr>
+      <w:r>
+        <w:rPr>
+          <w:sz w:val="24"/>
+          <w:szCs w:val="24"/>
+          <w:rFonts w:ascii="Arial" w:cs="Arial" w:eastAsia="Arial" w:hAnsi="Arial"/>
+        </w:rPr>
+        <w:t xml:space="preserve">├── Project.toml        # Dependencies</w:t>
+      </w:r>
+    </w:p>
+    <w:p>
+      <w:pPr>
+        <w:spacing w:after="120"/>
+      </w:pPr>
+      <w:r>
+        <w:rPr>
+          <w:sz w:val="24"/>
+          <w:szCs w:val="24"/>
+          <w:rFonts w:ascii="Arial" w:cs="Arial" w:eastAsia="Arial" w:hAnsi="Arial"/>
+        </w:rPr>
+        <w:t xml:space="preserve">└── Manifest.toml       # Exact versions</w:t>
+      </w:r>
+    </w:p>
+    <w:p>
+      <w:pPr>
+        <w:spacing w:after="120"/>
+      </w:pPr>
+      <w:r>
+        <w:rPr>
+          <w:sz w:val="24"/>
+          <w:szCs w:val="24"/>
+          <w:rFonts w:ascii="Arial" w:cs="Arial" w:eastAsia="Arial" w:hAnsi="Arial"/>
+        </w:rPr>
+        <w:t xml:space="preserve">The @quickactivate macro activates the project environment from any script location. The safesave function saves results with parameter tags: safesave(datadir("results", savename(params, "jld2")), results) creates a filename that encodes all parameter values, preventing accidental overwriting and enabling parameter-indexed result retrieval. The produce_or_load function caches expensive computations, re-running only when parameters change.</w:t>
       </w:r>
     </w:p>
     <w:p>
@@ -215,20 +392,110 @@
           <w:szCs w:val="24"/>
           <w:rFonts w:ascii="Arial" w:cs="Arial" w:eastAsia="Arial" w:hAnsi="Arial"/>
         </w:rPr>
-        <w:t xml:space="preserve">Julia's Test standard library provides @test, @testset, and @test_throws for unit testing. Every econometric implementation should have tests against known analytical solutions (e.g., testing the OLS implementation against a hand-calculated example), regression tests for analysis outputs (ensuring that re-running the analysis produces the same results), and edge case tests (zero observations, missing data, boundary conditions).</w:t>
-      </w:r>
-    </w:p>
-    <w:p>
-      <w:pPr>
-        <w:spacing w:after="120"/>
-      </w:pPr>
-      <w:r>
-        <w:rPr>
-          <w:sz w:val="24"/>
-          <w:szCs w:val="24"/>
-          <w:rFonts w:ascii="Arial" w:cs="Arial" w:eastAsia="Arial" w:hAnsi="Arial"/>
-        </w:rPr>
-        <w:t xml:space="preserve">GitHub Actions CI/CD automates testing on every commit: create .github/workflows/ci.yml with Julia-specific test steps. Continuous integration catches regressions immediately and provides confidence that the code base remains functional as changes accumulate.</w:t>
+        <w:t xml:space="preserve">Julia's Test standard library provides @test, @testset, and @test_throws. Testing research code goes beyond software testing — it verifies scientific correctness:</w:t>
+      </w:r>
+    </w:p>
+    <w:p>
+      <w:pPr>
+        <w:spacing w:after="120"/>
+      </w:pPr>
+      <w:r>
+        <w:rPr>
+          <w:sz w:val="24"/>
+          <w:szCs w:val="24"/>
+          <w:rFonts w:ascii="Arial" w:cs="Arial" w:eastAsia="Arial" w:hAnsi="Arial"/>
+        </w:rPr>
+      </w:r>
+      <w:r>
+        <w:rPr>
+          <w:b/>
+          <w:bCs/>
+          <w:sz w:val="24"/>
+          <w:szCs w:val="24"/>
+          <w:rFonts w:ascii="Arial" w:cs="Arial" w:eastAsia="Arial" w:hAnsi="Arial"/>
+        </w:rPr>
+        <w:t xml:space="preserve">Analytical validation</w:t>
+      </w:r>
+      <w:r>
+        <w:rPr>
+          <w:sz w:val="24"/>
+          <w:szCs w:val="24"/>
+          <w:rFonts w:ascii="Arial" w:cs="Arial" w:eastAsia="Arial" w:hAnsi="Arial"/>
+        </w:rPr>
+        <w:t xml:space="preserve">: test econometric implementations against known analytical solutions (OLS on a 2-variable problem with hand-calculated coefficients, Poisson MLE on a simple case with known parameter values).</w:t>
+      </w:r>
+    </w:p>
+    <w:p>
+      <w:pPr>
+        <w:spacing w:after="120"/>
+      </w:pPr>
+      <w:r>
+        <w:rPr>
+          <w:sz w:val="24"/>
+          <w:szCs w:val="24"/>
+          <w:rFonts w:ascii="Arial" w:cs="Arial" w:eastAsia="Arial" w:hAnsi="Arial"/>
+        </w:rPr>
+      </w:r>
+      <w:r>
+        <w:rPr>
+          <w:b/>
+          <w:bCs/>
+          <w:sz w:val="24"/>
+          <w:szCs w:val="24"/>
+          <w:rFonts w:ascii="Arial" w:cs="Arial" w:eastAsia="Arial" w:hAnsi="Arial"/>
+        </w:rPr>
+        <w:t xml:space="preserve">Replication tests</w:t>
+      </w:r>
+      <w:r>
+        <w:rPr>
+          <w:sz w:val="24"/>
+          <w:szCs w:val="24"/>
+          <w:rFonts w:ascii="Arial" w:cs="Arial" w:eastAsia="Arial" w:hAnsi="Arial"/>
+        </w:rPr>
+        <w:t xml:space="preserve">: verify that the analysis produces the same results as a published paper or a known reference implementation.</w:t>
+      </w:r>
+    </w:p>
+    <w:p>
+      <w:pPr>
+        <w:spacing w:after="120"/>
+      </w:pPr>
+      <w:r>
+        <w:rPr>
+          <w:sz w:val="24"/>
+          <w:szCs w:val="24"/>
+          <w:rFonts w:ascii="Arial" w:cs="Arial" w:eastAsia="Arial" w:hAnsi="Arial"/>
+        </w:rPr>
+      </w:r>
+      <w:r>
+        <w:rPr>
+          <w:b/>
+          <w:bCs/>
+          <w:sz w:val="24"/>
+          <w:szCs w:val="24"/>
+          <w:rFonts w:ascii="Arial" w:cs="Arial" w:eastAsia="Arial" w:hAnsi="Arial"/>
+        </w:rPr>
+        <w:t xml:space="preserve">Regression tests</w:t>
+      </w:r>
+      <w:r>
+        <w:rPr>
+          <w:sz w:val="24"/>
+          <w:szCs w:val="24"/>
+          <w:rFonts w:ascii="Arial" w:cs="Arial" w:eastAsia="Arial" w:hAnsi="Arial"/>
+        </w:rPr>
+        <w:t xml:space="preserve">: save the current analysis output as a reference and test that future code changes do not alter the results: @test results.icer ≈ 32400.0 atol=1.0.</w:t>
+      </w:r>
+    </w:p>
+    <w:p>
+      <w:pPr>
+        <w:spacing w:after="120"/>
+      </w:pPr>
+      <w:r>
+        <w:rPr>
+          <w:sz w:val="24"/>
+          <w:szCs w:val="24"/>
+          <w:rFonts w:ascii="Arial" w:cs="Arial" w:eastAsia="Arial" w:hAnsi="Arial"/>
+        </w:rPr>
+        <w:t xml:space="preserve">GitHub Actions CI/CD automates testing on every commit: create .github/workflows/ci.yml that installs Julia, instantiates the project environment, and runs the test suite. This catches regressions immediately and provides confidence that the codebase remains functional as changes accumulate.</w:t>
       </w:r>
     </w:p>
     <w:p>
@@ -244,20 +511,33 @@
           <w:szCs w:val="30"/>
           <w:rFonts w:ascii="Arial" w:cs="Arial" w:eastAsia="Arial" w:hAnsi="Arial"/>
         </w:rPr>
-        <w:t xml:space="preserve">Version Control for Research</w:t>
-      </w:r>
-    </w:p>
-    <w:p>
-      <w:pPr>
-        <w:spacing w:after="120"/>
-      </w:pPr>
-      <w:r>
-        <w:rPr>
-          <w:sz w:val="24"/>
-          <w:szCs w:val="24"/>
-          <w:rFonts w:ascii="Arial" w:cs="Arial" w:eastAsia="Arial" w:hAnsi="Arial"/>
-        </w:rPr>
-        <w:t xml:space="preserve">Git workflow for research projects: main branch contains the current "released" analysis, feature branches for experimental specifications, tags for manuscript submission versions (v1.0-submission, v2.0-revision). .gitignore excludes large data files; Git LFS or DVC (Data Version Control) handles data versioning separately.</w:t>
+        <w:t xml:space="preserve">Version Control and Archival</w:t>
+      </w:r>
+    </w:p>
+    <w:p>
+      <w:pPr>
+        <w:spacing w:after="120"/>
+      </w:pPr>
+      <w:r>
+        <w:rPr>
+          <w:sz w:val="24"/>
+          <w:szCs w:val="24"/>
+          <w:rFonts w:ascii="Arial" w:cs="Arial" w:eastAsia="Arial" w:hAnsi="Arial"/>
+        </w:rPr>
+        <w:t xml:space="preserve">Git workflow for research: main branch contains the current analysis, feature branches explore alternative specifications, tags mark manuscript submission versions (v1.0-submitted, v2.0-revision). .gitignore excludes large data files; Git LFS or DVC handles data versioning separately.</w:t>
+      </w:r>
+    </w:p>
+    <w:p>
+      <w:pPr>
+        <w:spacing w:after="120"/>
+      </w:pPr>
+      <w:r>
+        <w:rPr>
+          <w:sz w:val="24"/>
+          <w:szCs w:val="24"/>
+          <w:rFonts w:ascii="Arial" w:cs="Arial" w:eastAsia="Arial" w:hAnsi="Arial"/>
+        </w:rPr>
+        <w:t xml:space="preserve">Archival: connect the GitHub repository to Zenodo for automatic DOI assignment on each release. Docker containers capture the complete computational environment (Julia version, system libraries, package state) for exact bit-for-bit reproduction. Binder (via mybinder.org) enables interactive reproduction in a web browser without local installation.</w:t>
       </w:r>
     </w:p>
     <w:p>
@@ -273,20 +553,20 @@
           <w:szCs w:val="30"/>
           <w:rFonts w:ascii="Arial" w:cs="Arial" w:eastAsia="Arial" w:hAnsi="Arial"/>
         </w:rPr>
-        <w:t xml:space="preserve">Archival and Sharing</w:t>
-      </w:r>
-    </w:p>
-    <w:p>
-      <w:pPr>
-        <w:spacing w:after="120"/>
-      </w:pPr>
-      <w:r>
-        <w:rPr>
-          <w:sz w:val="24"/>
-          <w:szCs w:val="24"/>
-          <w:rFonts w:ascii="Arial" w:cs="Arial" w:eastAsia="Arial" w:hAnsi="Arial"/>
-        </w:rPr>
-        <w:t xml:space="preserve">Creating research compendia: a self-contained repository with code, documentation, and instructions for obtaining data (which cannot be included due to DUA restrictions). Depositing to Zenodo (automatic via GitHub integration) generates a DOI for citation. Docker containers capture the complete computational environment for exact reproduction.</w:t>
+        <w:t xml:space="preserve">Conclusion</w:t>
+      </w:r>
+    </w:p>
+    <w:p>
+      <w:pPr>
+        <w:spacing w:after="120"/>
+      </w:pPr>
+      <w:r>
+        <w:rPr>
+          <w:sz w:val="24"/>
+          <w:szCs w:val="24"/>
+          <w:rFonts w:ascii="Arial" w:cs="Arial" w:eastAsia="Arial" w:hAnsi="Arial"/>
+        </w:rPr>
+        <w:t xml:space="preserve">Reproducible research is not a burden but an investment: the time spent setting up proper environment management, testing, and version control is repaid many times over through reduced debugging, confident code modification, and credible publication. Julia's built-in environment system, combined with DrWatson.jl, Pluto.jl, and GitHub Actions, provides a reproducibility infrastructure that is more comprehensive and easier to maintain than what is available in R, Python, or Stata.</w:t>
       </w:r>
     </w:p>
     <w:p>
@@ -315,20 +595,38 @@
           <w:szCs w:val="24"/>
           <w:rFonts w:ascii="Arial" w:cs="Arial" w:eastAsia="Arial" w:hAnsi="Arial"/>
         </w:rPr>
-        <w:t xml:space="preserve">1. DrWatson.jl documentation. https://juliadynamics.github.io/DrWatson.jl</w:t>
-      </w:r>
-    </w:p>
-    <w:p>
-      <w:pPr>
-        <w:spacing w:after="120"/>
-      </w:pPr>
-      <w:r>
-        <w:rPr>
-          <w:sz w:val="24"/>
-          <w:szCs w:val="24"/>
-          <w:rFonts w:ascii="Arial" w:cs="Arial" w:eastAsia="Arial" w:hAnsi="Arial"/>
-        </w:rPr>
-        <w:t xml:space="preserve">2. Pluto.jl documentation. https://plutojl.org</w:t>
+        <w:t xml:space="preserve">1. Brodeur, A., Cook, N., &amp; Heyes, A. (2020). Methods matter. </w:t>
+      </w:r>
+      <w:r>
+        <w:rPr>
+          <w:i/>
+          <w:iCs/>
+          <w:sz w:val="24"/>
+          <w:szCs w:val="24"/>
+          <w:rFonts w:ascii="Arial" w:cs="Arial" w:eastAsia="Arial" w:hAnsi="Arial"/>
+        </w:rPr>
+        <w:t xml:space="preserve">AER</w:t>
+      </w:r>
+      <w:r>
+        <w:rPr>
+          <w:sz w:val="24"/>
+          <w:szCs w:val="24"/>
+          <w:rFonts w:ascii="Arial" w:cs="Arial" w:eastAsia="Arial" w:hAnsi="Arial"/>
+        </w:rPr>
+        <w:t xml:space="preserve">, 110(7), 2019-2054.</w:t>
+      </w:r>
+    </w:p>
+    <w:p>
+      <w:pPr>
+        <w:spacing w:after="120"/>
+      </w:pPr>
+      <w:r>
+        <w:rPr>
+          <w:sz w:val="24"/>
+          <w:szCs w:val="24"/>
+          <w:rFonts w:ascii="Arial" w:cs="Arial" w:eastAsia="Arial" w:hAnsi="Arial"/>
+        </w:rPr>
+        <w:t xml:space="preserve">2. DrWatson.jl documentation. https://juliadynamics.github.io/DrWatson.jl</w:t>
       </w:r>
     </w:p>
     <w:p>
